--- a/rapports/2026-06-06/EQ15/EQ15_sup_v2/DR_082102000010/71-74-85-64.docx
+++ b/rapports/2026-06-06/EQ15/EQ15_sup_v2/DR_082102000010/71-74-85-64.docx
@@ -297,7 +297,7 @@
           <w:color w:val="1F6FEB"/>
           <w:sz w:val="22"/>
         </w:rPr>
-        <w:t>⚠ INCOHÉRENCES À CORRIGER (75)</w:t>
+        <w:t>⚠ INCOHÉRENCES À CORRIGER (67)</w:t>
       </w:r>
     </w:p>
     <w:tbl>
@@ -454,7 +454,7 @@
                 <w:color w:val="16A34A"/>
                 <w:sz w:val="16"/>
               </w:rPr>
-              <w:t>—</w:t>
+              <w:t>s01q32, s01q36, s01q38, s04q37_modif, s02q33, s02q34, s01q00b</w:t>
             </w:r>
           </w:p>
         </w:tc>
@@ -485,7 +485,7 @@
                 <w:i w:val="0"/>
                 <w:sz w:val="17"/>
               </w:rPr>
-              <w:t>Incohérence!!! seulement les écoles privées paient les frais de scolarité (y compris les frais d'inscription).</w:t>
+              <w:t>Peu probable!!! Vu l'âge (19 ans) de DEMBA KA ou l'année à laquelle DEMBA KA a fréquenté l'école pour la dernière fois (.) le dernier diplome de DEMBA KA ne peut être le Certificat d'études primaires (CEP), prière de corriger cette incohérence ou confirmer avec le QG.</w:t>
             </w:r>
           </w:p>
         </w:tc>
@@ -544,7 +544,7 @@
                 <w:color w:val="16A34A"/>
                 <w:sz w:val="16"/>
               </w:rPr>
-              <w:t>s01q32, s01q36, s01q38, s04q37_modif, s02q33, s02q34, s01q00b</w:t>
+              <w:t>s02q33, s01q00b</w:t>
             </w:r>
           </w:p>
         </w:tc>
@@ -575,7 +575,7 @@
                 <w:i w:val="0"/>
                 <w:sz w:val="17"/>
               </w:rPr>
-              <w:t>Peu probable!!! Vu l'âge (19 ans) de DEMBA KA ou l'année à laquelle DEMBA KA a fréquenté l'école pour la dernière fois (.) le dernier diplome de DEMBA KA ne peut être le Certificat d'études primaires (CEP), prière de corriger cette incohérence ou confirmer avec le QG.</w:t>
+              <w:t>Incoherent!!! La dernière fois que MAREME KA a  fréquenté l'école est 9999.</w:t>
             </w:r>
           </w:p>
         </w:tc>
@@ -608,6 +608,546 @@
                 <w:i w:val="0"/>
                 <w:sz w:val="16"/>
               </w:rPr>
+              <w:t>S07</w:t>
+              <w:br/>
+            </w:r>
+            <w:r>
+              <w:rPr>
+                <w:b w:val="0"/>
+                <w:i w:val="0"/>
+                <w:color w:val="64748B"/>
+                <w:sz w:val="14"/>
+              </w:rPr>
+              <w:t>Consommation alimentaire</w:t>
+            </w:r>
+          </w:p>
+        </w:tc>
+        <w:tc>
+          <w:tcPr>
+            <w:tcW w:type="dxa" w:w="1531"/>
+          </w:tcPr>
+          <w:p>
+            <w:r>
+              <w:rPr>
+                <w:b/>
+                <w:i w:val="0"/>
+                <w:color w:val="16A34A"/>
+                <w:sz w:val="16"/>
+              </w:rPr>
+              <w:t>s00q27, s01q03a, s01q03b, s01q03c, s02q04, s03q14, s04q15, s04q16</w:t>
+            </w:r>
+          </w:p>
+        </w:tc>
+        <w:tc>
+          <w:tcPr>
+            <w:tcW w:type="dxa" w:w="1191"/>
+          </w:tcPr>
+          <w:p>
+            <w:r>
+              <w:rPr>
+                <w:b w:val="0"/>
+                <w:i w:val="0"/>
+                <w:color w:val="64748B"/>
+                <w:sz w:val="16"/>
+              </w:rPr>
+              <w:t>GT-CQ</w:t>
+            </w:r>
+          </w:p>
+        </w:tc>
+        <w:tc>
+          <w:tcPr>
+            <w:tcW w:type="dxa" w:w="4706"/>
+          </w:tcPr>
+          <w:p>
+            <w:r>
+              <w:rPr>
+                <w:b w:val="0"/>
+                <w:i w:val="0"/>
+                <w:sz w:val="17"/>
+              </w:rPr>
+              <w:t>Incohérence!! Dans ce ménage, chaque individus consomme par jour .6087627 Kg  de cereale; Prière de vérifier les quantités prises des produits cérealiers (de Riz local Gambiaka à Autres semoules de céréales) auprès du ménage ou confirmer avec le QG.</w:t>
+            </w:r>
+          </w:p>
+        </w:tc>
+      </w:tr>
+      <w:tr>
+        <w:tc>
+          <w:tcPr>
+            <w:tcW w:type="dxa" w:w="964"/>
+          </w:tcPr>
+          <w:p>
+            <w:r>
+              <w:rPr>
+                <w:b/>
+                <w:i w:val="0"/>
+                <w:color w:val="DC2626"/>
+                <w:sz w:val="16"/>
+              </w:rPr>
+              <w:t>Haute</w:t>
+            </w:r>
+          </w:p>
+        </w:tc>
+        <w:tc>
+          <w:tcPr>
+            <w:tcW w:type="dxa" w:w="1247"/>
+          </w:tcPr>
+          <w:p>
+            <w:r>
+              <w:rPr>
+                <w:b/>
+                <w:i w:val="0"/>
+                <w:sz w:val="16"/>
+              </w:rPr>
+              <w:t>S10</w:t>
+              <w:br/>
+            </w:r>
+            <w:r>
+              <w:rPr>
+                <w:b w:val="0"/>
+                <w:i w:val="0"/>
+                <w:color w:val="64748B"/>
+                <w:sz w:val="14"/>
+              </w:rPr>
+              <w:t>Logement</w:t>
+            </w:r>
+          </w:p>
+        </w:tc>
+        <w:tc>
+          <w:tcPr>
+            <w:tcW w:type="dxa" w:w="1531"/>
+          </w:tcPr>
+          <w:p>
+            <w:r>
+              <w:rPr>
+                <w:b/>
+                <w:i w:val="0"/>
+                <w:color w:val="16A34A"/>
+                <w:sz w:val="16"/>
+              </w:rPr>
+              <w:t>—</w:t>
+            </w:r>
+          </w:p>
+        </w:tc>
+        <w:tc>
+          <w:tcPr>
+            <w:tcW w:type="dxa" w:w="1191"/>
+          </w:tcPr>
+          <w:p>
+            <w:r>
+              <w:rPr>
+                <w:b w:val="0"/>
+                <w:i w:val="0"/>
+                <w:color w:val="64748B"/>
+                <w:sz w:val="16"/>
+              </w:rPr>
+              <w:t>GT-CQ</w:t>
+            </w:r>
+          </w:p>
+        </w:tc>
+        <w:tc>
+          <w:tcPr>
+            <w:tcW w:type="dxa" w:w="4706"/>
+          </w:tcPr>
+          <w:p>
+            <w:r>
+              <w:rPr>
+                <w:b w:val="0"/>
+                <w:i w:val="0"/>
+                <w:sz w:val="17"/>
+              </w:rPr>
+              <w:t>Incoherence! Dans le ménage de MAREME KA il y a un membre qui detient l'entreprise VENDEURDE MLUTON qui semble être de l'agriculture ou de l'élévage, prière de bien classer la nomenclature de l'entreprise s'il ne s'agit pas de l'agriculture ou de l'élévage.</w:t>
+            </w:r>
+          </w:p>
+        </w:tc>
+      </w:tr>
+      <w:tr>
+        <w:tc>
+          <w:tcPr>
+            <w:tcW w:type="dxa" w:w="964"/>
+          </w:tcPr>
+          <w:p>
+            <w:r>
+              <w:rPr>
+                <w:b/>
+                <w:i w:val="0"/>
+                <w:color w:val="DC2626"/>
+                <w:sz w:val="16"/>
+              </w:rPr>
+              <w:t>Haute</w:t>
+            </w:r>
+          </w:p>
+        </w:tc>
+        <w:tc>
+          <w:tcPr>
+            <w:tcW w:type="dxa" w:w="1247"/>
+          </w:tcPr>
+          <w:p>
+            <w:r>
+              <w:rPr>
+                <w:b/>
+                <w:i w:val="0"/>
+                <w:sz w:val="16"/>
+              </w:rPr>
+              <w:t>S16</w:t>
+              <w:br/>
+            </w:r>
+            <w:r>
+              <w:rPr>
+                <w:b w:val="0"/>
+                <w:i w:val="0"/>
+                <w:color w:val="64748B"/>
+                <w:sz w:val="14"/>
+              </w:rPr>
+              <w:t>Agriculture</w:t>
+            </w:r>
+          </w:p>
+        </w:tc>
+        <w:tc>
+          <w:tcPr>
+            <w:tcW w:type="dxa" w:w="1531"/>
+          </w:tcPr>
+          <w:p>
+            <w:r>
+              <w:rPr>
+                <w:b/>
+                <w:i w:val="0"/>
+                <w:color w:val="16A34A"/>
+                <w:sz w:val="16"/>
+              </w:rPr>
+              <w:t>s16aq00, s01q00b, s04q35e_code</w:t>
+            </w:r>
+          </w:p>
+        </w:tc>
+        <w:tc>
+          <w:tcPr>
+            <w:tcW w:type="dxa" w:w="1191"/>
+          </w:tcPr>
+          <w:p>
+            <w:r>
+              <w:rPr>
+                <w:b w:val="0"/>
+                <w:i w:val="0"/>
+                <w:color w:val="64748B"/>
+                <w:sz w:val="16"/>
+              </w:rPr>
+              <w:t>GT-CQ</w:t>
+            </w:r>
+          </w:p>
+        </w:tc>
+        <w:tc>
+          <w:tcPr>
+            <w:tcW w:type="dxa" w:w="4706"/>
+          </w:tcPr>
+          <w:p>
+            <w:r>
+              <w:rPr>
+                <w:b w:val="0"/>
+                <w:i w:val="0"/>
+                <w:sz w:val="17"/>
+              </w:rPr>
+              <w:t>Incoherent!!! DEMBA KA est un Agriculteurs et éleveurs, subsistance mais ne pratique de l'agriculture, prière de reprendre la section 16a ou fournir des explications concrètes.</w:t>
+            </w:r>
+          </w:p>
+        </w:tc>
+      </w:tr>
+      <w:tr>
+        <w:tc>
+          <w:tcPr>
+            <w:tcW w:type="dxa" w:w="964"/>
+          </w:tcPr>
+          <w:p>
+            <w:r>
+              <w:rPr>
+                <w:b/>
+                <w:i w:val="0"/>
+                <w:color w:val="EA580C"/>
+                <w:sz w:val="16"/>
+              </w:rPr>
+              <w:t>Moyenne</w:t>
+            </w:r>
+          </w:p>
+        </w:tc>
+        <w:tc>
+          <w:tcPr>
+            <w:tcW w:type="dxa" w:w="1247"/>
+          </w:tcPr>
+          <w:p>
+            <w:r>
+              <w:rPr>
+                <w:b/>
+                <w:i w:val="0"/>
+                <w:sz w:val="16"/>
+              </w:rPr>
+              <w:t>S00</w:t>
+              <w:br/>
+            </w:r>
+            <w:r>
+              <w:rPr>
+                <w:b w:val="0"/>
+                <w:i w:val="0"/>
+                <w:color w:val="64748B"/>
+                <w:sz w:val="14"/>
+              </w:rPr>
+              <w:t>Identification</w:t>
+            </w:r>
+          </w:p>
+        </w:tc>
+        <w:tc>
+          <w:tcPr>
+            <w:tcW w:type="dxa" w:w="1531"/>
+          </w:tcPr>
+          <w:p>
+            <w:r>
+              <w:rPr>
+                <w:b/>
+                <w:i w:val="0"/>
+                <w:color w:val="16A34A"/>
+                <w:sz w:val="16"/>
+              </w:rPr>
+              <w:t>—</w:t>
+            </w:r>
+          </w:p>
+        </w:tc>
+        <w:tc>
+          <w:tcPr>
+            <w:tcW w:type="dxa" w:w="1191"/>
+          </w:tcPr>
+          <w:p>
+            <w:r>
+              <w:rPr>
+                <w:b w:val="0"/>
+                <w:i w:val="0"/>
+                <w:color w:val="64748B"/>
+                <w:sz w:val="16"/>
+              </w:rPr>
+              <w:t>GT-CQ</w:t>
+            </w:r>
+          </w:p>
+        </w:tc>
+        <w:tc>
+          <w:tcPr>
+            <w:tcW w:type="dxa" w:w="4706"/>
+          </w:tcPr>
+          <w:p>
+            <w:r>
+              <w:rPr>
+                <w:b w:val="0"/>
+                <w:i w:val="0"/>
+                <w:sz w:val="17"/>
+              </w:rPr>
+              <w:t>L'adresse ou la localisation du ménage doit être bien renseignée, ne doit pas contenir des numéros de téléphone et elle semble courte pour être une adresse.</w:t>
+            </w:r>
+          </w:p>
+        </w:tc>
+      </w:tr>
+      <w:tr>
+        <w:tc>
+          <w:tcPr>
+            <w:tcW w:type="dxa" w:w="964"/>
+          </w:tcPr>
+          <w:p>
+            <w:r>
+              <w:rPr>
+                <w:b/>
+                <w:i w:val="0"/>
+                <w:color w:val="EA580C"/>
+                <w:sz w:val="16"/>
+              </w:rPr>
+              <w:t>Moyenne</w:t>
+            </w:r>
+          </w:p>
+        </w:tc>
+        <w:tc>
+          <w:tcPr>
+            <w:tcW w:type="dxa" w:w="1247"/>
+          </w:tcPr>
+          <w:p>
+            <w:r>
+              <w:rPr>
+                <w:b/>
+                <w:i w:val="0"/>
+                <w:sz w:val="16"/>
+              </w:rPr>
+              <w:t>S00</w:t>
+              <w:br/>
+            </w:r>
+            <w:r>
+              <w:rPr>
+                <w:b w:val="0"/>
+                <w:i w:val="0"/>
+                <w:color w:val="64748B"/>
+                <w:sz w:val="14"/>
+              </w:rPr>
+              <w:t>Identification</w:t>
+            </w:r>
+          </w:p>
+        </w:tc>
+        <w:tc>
+          <w:tcPr>
+            <w:tcW w:type="dxa" w:w="1531"/>
+          </w:tcPr>
+          <w:p>
+            <w:r>
+              <w:rPr>
+                <w:b/>
+                <w:i w:val="0"/>
+                <w:color w:val="16A34A"/>
+                <w:sz w:val="16"/>
+              </w:rPr>
+              <w:t>—</w:t>
+            </w:r>
+          </w:p>
+        </w:tc>
+        <w:tc>
+          <w:tcPr>
+            <w:tcW w:type="dxa" w:w="1191"/>
+          </w:tcPr>
+          <w:p>
+            <w:r>
+              <w:rPr>
+                <w:b w:val="0"/>
+                <w:i w:val="0"/>
+                <w:color w:val="64748B"/>
+                <w:sz w:val="16"/>
+              </w:rPr>
+              <w:t>GT-CQ</w:t>
+            </w:r>
+          </w:p>
+        </w:tc>
+        <w:tc>
+          <w:tcPr>
+            <w:tcW w:type="dxa" w:w="4706"/>
+          </w:tcPr>
+          <w:p>
+            <w:r>
+              <w:rPr>
+                <w:b w:val="0"/>
+                <w:i w:val="0"/>
+                <w:sz w:val="17"/>
+              </w:rPr>
+              <w:t>Prière de renseigner la bonne adresse.</w:t>
+            </w:r>
+          </w:p>
+        </w:tc>
+      </w:tr>
+      <w:tr>
+        <w:tc>
+          <w:tcPr>
+            <w:tcW w:type="dxa" w:w="964"/>
+          </w:tcPr>
+          <w:p>
+            <w:r>
+              <w:rPr>
+                <w:b/>
+                <w:i w:val="0"/>
+                <w:color w:val="EA580C"/>
+                <w:sz w:val="16"/>
+              </w:rPr>
+              <w:t>Moyenne</w:t>
+            </w:r>
+          </w:p>
+        </w:tc>
+        <w:tc>
+          <w:tcPr>
+            <w:tcW w:type="dxa" w:w="1247"/>
+          </w:tcPr>
+          <w:p>
+            <w:r>
+              <w:rPr>
+                <w:b/>
+                <w:i w:val="0"/>
+                <w:sz w:val="16"/>
+              </w:rPr>
+              <w:t>S01</w:t>
+              <w:br/>
+            </w:r>
+            <w:r>
+              <w:rPr>
+                <w:b w:val="0"/>
+                <w:i w:val="0"/>
+                <w:color w:val="64748B"/>
+                <w:sz w:val="14"/>
+              </w:rPr>
+              <w:t>Démographie</w:t>
+            </w:r>
+          </w:p>
+        </w:tc>
+        <w:tc>
+          <w:tcPr>
+            <w:tcW w:type="dxa" w:w="1531"/>
+          </w:tcPr>
+          <w:p>
+            <w:r>
+              <w:rPr>
+                <w:b/>
+                <w:i w:val="0"/>
+                <w:color w:val="16A34A"/>
+                <w:sz w:val="16"/>
+              </w:rPr>
+              <w:t>s01q10_1</w:t>
+            </w:r>
+          </w:p>
+        </w:tc>
+        <w:tc>
+          <w:tcPr>
+            <w:tcW w:type="dxa" w:w="1191"/>
+          </w:tcPr>
+          <w:p>
+            <w:r>
+              <w:rPr>
+                <w:b w:val="0"/>
+                <w:i w:val="0"/>
+                <w:color w:val="64748B"/>
+                <w:sz w:val="16"/>
+              </w:rPr>
+              <w:t>GT-CQ</w:t>
+            </w:r>
+          </w:p>
+        </w:tc>
+        <w:tc>
+          <w:tcPr>
+            <w:tcW w:type="dxa" w:w="4706"/>
+          </w:tcPr>
+          <w:p>
+            <w:r>
+              <w:rPr>
+                <w:b w:val="0"/>
+                <w:i w:val="0"/>
+                <w:sz w:val="17"/>
+              </w:rPr>
+              <w:t>La taille du ménage lors de l'enquête principale (7) de ce ménage est inférieur à la taille du denombrement (12), prière de fournir des explications concrètes ou aller revisiter le ménage.</w:t>
+            </w:r>
+          </w:p>
+        </w:tc>
+      </w:tr>
+      <w:tr>
+        <w:tc>
+          <w:tcPr>
+            <w:tcW w:type="dxa" w:w="964"/>
+          </w:tcPr>
+          <w:p>
+            <w:r>
+              <w:rPr>
+                <w:b/>
+                <w:i w:val="0"/>
+                <w:color w:val="EA580C"/>
+                <w:sz w:val="16"/>
+              </w:rPr>
+              <w:t>Moyenne</w:t>
+            </w:r>
+          </w:p>
+        </w:tc>
+        <w:tc>
+          <w:tcPr>
+            <w:tcW w:type="dxa" w:w="1247"/>
+          </w:tcPr>
+          <w:p>
+            <w:r>
+              <w:rPr>
+                <w:b/>
+                <w:i w:val="0"/>
+                <w:sz w:val="16"/>
+              </w:rPr>
               <w:t>S02</w:t>
               <w:br/>
             </w:r>
@@ -634,7 +1174,7 @@
                 <w:color w:val="16A34A"/>
                 <w:sz w:val="16"/>
               </w:rPr>
-              <w:t>s02q33, s01q00b</w:t>
+              <w:t>s01q63, s00q04, s02q25, s01q00b, s02q17_2, s02q15_2</w:t>
             </w:r>
           </w:p>
         </w:tc>
@@ -665,7 +1205,7 @@
                 <w:i w:val="0"/>
                 <w:sz w:val="17"/>
               </w:rPr>
-              <w:t>Incoherent!!! La dernière fois que MAREME KA a  fréquenté l'école est 9999.</w:t>
+              <w:t>Dans les milieux urbains c'est peu probable de voir une école dont les élèves ou étudiants ne dépensent pas en frais d'uniformes, prière de verifier pour ALDIOUMA KA qui fréquente 3ème année de Secondaire 2 Général et corriger ou confirmer avec le QG.</w:t>
             </w:r>
           </w:p>
         </w:tc>
@@ -680,10 +1220,10 @@
               <w:rPr>
                 <w:b/>
                 <w:i w:val="0"/>
-                <w:color w:val="DC2626"/>
+                <w:color w:val="EA580C"/>
                 <w:sz w:val="16"/>
               </w:rPr>
-              <w:t>Haute</w:t>
+              <w:t>Moyenne</w:t>
             </w:r>
           </w:p>
         </w:tc>
@@ -698,7 +1238,7 @@
                 <w:i w:val="0"/>
                 <w:sz w:val="16"/>
               </w:rPr>
-              <w:t>S07</w:t>
+              <w:t>S02</w:t>
               <w:br/>
             </w:r>
             <w:r>
@@ -708,7 +1248,7 @@
                 <w:color w:val="64748B"/>
                 <w:sz w:val="14"/>
               </w:rPr>
-              <w:t>Consommation alimentaire</w:t>
+              <w:t>Éducation</w:t>
             </w:r>
           </w:p>
         </w:tc>
@@ -724,7 +1264,7 @@
                 <w:color w:val="16A34A"/>
                 <w:sz w:val="16"/>
               </w:rPr>
-              <w:t>s00q27, s01q03a, s01q03b, s01q03c, s02q04, s03q14, s04q15, s04q16</w:t>
+              <w:t>s01q63, s00q04, s02q25, s01q00b, s02q17_2, s02q15_2</w:t>
             </w:r>
           </w:p>
         </w:tc>
@@ -755,7 +1295,7 @@
                 <w:i w:val="0"/>
                 <w:sz w:val="17"/>
               </w:rPr>
-              <w:t>Incohérence!! Dans ce ménage, chaque individus consomme par jour .6087627 Kg  de cereale; Prière de vérifier les quantités prises des produits cérealiers (de Riz local Gambiaka à Autres semoules de céréales) auprès du ménage ou confirmer avec le QG.</w:t>
+              <w:t>Dans les milieux urbains c'est peu probable de voir une école dont les élèves ou étudiants ne dépensent pas en frais d'uniformes, prière de verifier pour AMADOU KA qui fréquente 6ème année de Primaire et corriger ou confirmer avec le QG.</w:t>
             </w:r>
           </w:p>
         </w:tc>
@@ -770,10 +1310,10 @@
               <w:rPr>
                 <w:b/>
                 <w:i w:val="0"/>
-                <w:color w:val="DC2626"/>
+                <w:color w:val="EA580C"/>
                 <w:sz w:val="16"/>
               </w:rPr>
-              <w:t>Haute</w:t>
+              <w:t>Moyenne</w:t>
             </w:r>
           </w:p>
         </w:tc>
@@ -788,7 +1328,7 @@
                 <w:i w:val="0"/>
                 <w:sz w:val="16"/>
               </w:rPr>
-              <w:t>S10</w:t>
+              <w:t>S02</w:t>
               <w:br/>
             </w:r>
             <w:r>
@@ -798,7 +1338,7 @@
                 <w:color w:val="64748B"/>
                 <w:sz w:val="14"/>
               </w:rPr>
-              <w:t>Logement</w:t>
+              <w:t>Éducation</w:t>
             </w:r>
           </w:p>
         </w:tc>
@@ -814,7 +1354,7 @@
                 <w:color w:val="16A34A"/>
                 <w:sz w:val="16"/>
               </w:rPr>
-              <w:t>—</w:t>
+              <w:t>s01q63, s00q04, s02q25, s01q00b, s02q17_2, s02q15_2</w:t>
             </w:r>
           </w:p>
         </w:tc>
@@ -845,7 +1385,7 @@
                 <w:i w:val="0"/>
                 <w:sz w:val="17"/>
               </w:rPr>
-              <w:t>Incoherence! Dans le ménage de MAREME KA il y a un membre qui detient l'entreprise VENDEURDE MLUTON qui semble être de l'agriculture ou de l'élévage, prière de bien classer la nomenclature de l'entreprise s'il ne s'agit pas de l'agriculture ou de l'élévage.</w:t>
+              <w:t>Dans les milieux urbains c'est peu probable de voir une école dont les élèves ou étudiants ne dépensent pas en frais d'uniformes, prière de verifier pour AMET KA qui fréquente 5ème année de Primaire et corriger ou confirmer avec le QG.</w:t>
             </w:r>
           </w:p>
         </w:tc>
@@ -860,10 +1400,10 @@
               <w:rPr>
                 <w:b/>
                 <w:i w:val="0"/>
-                <w:color w:val="DC2626"/>
+                <w:color w:val="EA580C"/>
                 <w:sz w:val="16"/>
               </w:rPr>
-              <w:t>Haute</w:t>
+              <w:t>Moyenne</w:t>
             </w:r>
           </w:p>
         </w:tc>
@@ -878,7 +1418,7 @@
                 <w:i w:val="0"/>
                 <w:sz w:val="16"/>
               </w:rPr>
-              <w:t>S16</w:t>
+              <w:t>S02</w:t>
               <w:br/>
             </w:r>
             <w:r>
@@ -888,7 +1428,7 @@
                 <w:color w:val="64748B"/>
                 <w:sz w:val="14"/>
               </w:rPr>
-              <w:t>Agriculture</w:t>
+              <w:t>Éducation</w:t>
             </w:r>
           </w:p>
         </w:tc>
@@ -904,7 +1444,7 @@
                 <w:color w:val="16A34A"/>
                 <w:sz w:val="16"/>
               </w:rPr>
-              <w:t>s16aq00, s01q00b, s04q35e_code</w:t>
+              <w:t>s01q63, s00q04, s02q25, s01q00b, s02q17_2, s02q15_2</w:t>
             </w:r>
           </w:p>
         </w:tc>
@@ -935,7 +1475,7 @@
                 <w:i w:val="0"/>
                 <w:sz w:val="17"/>
               </w:rPr>
-              <w:t>Incoherent!!! DEMBA KA est un Agriculteurs et éleveurs, subsistance mais ne pratique de l'agriculture, prière de reprendre la section 16a ou fournir des explications concrètes.</w:t>
+              <w:t>Dans les milieux urbains c'est peu probable de voir une école dont les élèves ou étudiants ne dépensent pas en frais d'uniformes, prière de verifier pour DEMBA KA qui fréquente 4ème année de Secondaire 1 (Moyen) Général et corriger ou confirmer avec le QG.</w:t>
             </w:r>
           </w:p>
         </w:tc>
@@ -968,7 +1508,7 @@
                 <w:i w:val="0"/>
                 <w:sz w:val="16"/>
               </w:rPr>
-              <w:t>S00</w:t>
+              <w:t>S02</w:t>
               <w:br/>
             </w:r>
             <w:r>
@@ -978,7 +1518,7 @@
                 <w:color w:val="64748B"/>
                 <w:sz w:val="14"/>
               </w:rPr>
-              <w:t>Identification</w:t>
+              <w:t>Éducation</w:t>
             </w:r>
           </w:p>
         </w:tc>
@@ -994,7 +1534,7 @@
                 <w:color w:val="16A34A"/>
                 <w:sz w:val="16"/>
               </w:rPr>
-              <w:t>—</w:t>
+              <w:t>s01q63, s00q04, s02q25, s01q00b, s02q17_2, s02q15_2</w:t>
             </w:r>
           </w:p>
         </w:tc>
@@ -1025,1267 +1565,7 @@
                 <w:i w:val="0"/>
                 <w:sz w:val="17"/>
               </w:rPr>
-              <w:t>L'adresse ou la localisation du ménage doit être bien renseignée, ne doit pas contenir des numéros de téléphone et elle semble courte pour être une adresse.</w:t>
-            </w:r>
-          </w:p>
-        </w:tc>
-      </w:tr>
-      <w:tr>
-        <w:tc>
-          <w:tcPr>
-            <w:tcW w:type="dxa" w:w="964"/>
-          </w:tcPr>
-          <w:p>
-            <w:r>
-              <w:rPr>
-                <w:b/>
-                <w:i w:val="0"/>
-                <w:color w:val="EA580C"/>
-                <w:sz w:val="16"/>
-              </w:rPr>
-              <w:t>Moyenne</w:t>
-            </w:r>
-          </w:p>
-        </w:tc>
-        <w:tc>
-          <w:tcPr>
-            <w:tcW w:type="dxa" w:w="1247"/>
-          </w:tcPr>
-          <w:p>
-            <w:r>
-              <w:rPr>
-                <w:b/>
-                <w:i w:val="0"/>
-                <w:sz w:val="16"/>
-              </w:rPr>
-              <w:t>S00</w:t>
-              <w:br/>
-            </w:r>
-            <w:r>
-              <w:rPr>
-                <w:b w:val="0"/>
-                <w:i w:val="0"/>
-                <w:color w:val="64748B"/>
-                <w:sz w:val="14"/>
-              </w:rPr>
-              <w:t>Identification</w:t>
-            </w:r>
-          </w:p>
-        </w:tc>
-        <w:tc>
-          <w:tcPr>
-            <w:tcW w:type="dxa" w:w="1531"/>
-          </w:tcPr>
-          <w:p>
-            <w:r>
-              <w:rPr>
-                <w:b/>
-                <w:i w:val="0"/>
-                <w:color w:val="16A34A"/>
-                <w:sz w:val="16"/>
-              </w:rPr>
-              <w:t>—</w:t>
-            </w:r>
-          </w:p>
-        </w:tc>
-        <w:tc>
-          <w:tcPr>
-            <w:tcW w:type="dxa" w:w="1191"/>
-          </w:tcPr>
-          <w:p>
-            <w:r>
-              <w:rPr>
-                <w:b w:val="0"/>
-                <w:i w:val="0"/>
-                <w:color w:val="64748B"/>
-                <w:sz w:val="16"/>
-              </w:rPr>
-              <w:t>GT-CQ</w:t>
-            </w:r>
-          </w:p>
-        </w:tc>
-        <w:tc>
-          <w:tcPr>
-            <w:tcW w:type="dxa" w:w="4706"/>
-          </w:tcPr>
-          <w:p>
-            <w:r>
-              <w:rPr>
-                <w:b w:val="0"/>
-                <w:i w:val="0"/>
-                <w:sz w:val="17"/>
-              </w:rPr>
-              <w:t>Prière de renseigner la bonne adresse.</w:t>
-            </w:r>
-          </w:p>
-        </w:tc>
-      </w:tr>
-      <w:tr>
-        <w:tc>
-          <w:tcPr>
-            <w:tcW w:type="dxa" w:w="964"/>
-          </w:tcPr>
-          <w:p>
-            <w:r>
-              <w:rPr>
-                <w:b/>
-                <w:i w:val="0"/>
-                <w:color w:val="EA580C"/>
-                <w:sz w:val="16"/>
-              </w:rPr>
-              <w:t>Moyenne</w:t>
-            </w:r>
-          </w:p>
-        </w:tc>
-        <w:tc>
-          <w:tcPr>
-            <w:tcW w:type="dxa" w:w="1247"/>
-          </w:tcPr>
-          <w:p>
-            <w:r>
-              <w:rPr>
-                <w:b/>
-                <w:i w:val="0"/>
-                <w:sz w:val="16"/>
-              </w:rPr>
-              <w:t>S01</w:t>
-              <w:br/>
-            </w:r>
-            <w:r>
-              <w:rPr>
-                <w:b w:val="0"/>
-                <w:i w:val="0"/>
-                <w:color w:val="64748B"/>
-                <w:sz w:val="14"/>
-              </w:rPr>
-              <w:t>Démographie</w:t>
-            </w:r>
-          </w:p>
-        </w:tc>
-        <w:tc>
-          <w:tcPr>
-            <w:tcW w:type="dxa" w:w="1531"/>
-          </w:tcPr>
-          <w:p>
-            <w:r>
-              <w:rPr>
-                <w:b/>
-                <w:i w:val="0"/>
-                <w:color w:val="16A34A"/>
-                <w:sz w:val="16"/>
-              </w:rPr>
-              <w:t>s00q27, s01q03a, s01q03b, s01q03c, s01q00b</w:t>
-            </w:r>
-          </w:p>
-        </w:tc>
-        <w:tc>
-          <w:tcPr>
-            <w:tcW w:type="dxa" w:w="1191"/>
-          </w:tcPr>
-          <w:p>
-            <w:r>
-              <w:rPr>
-                <w:b w:val="0"/>
-                <w:i w:val="0"/>
-                <w:color w:val="64748B"/>
-                <w:sz w:val="16"/>
-              </w:rPr>
-              <w:t>GT-CQ</w:t>
-            </w:r>
-          </w:p>
-        </w:tc>
-        <w:tc>
-          <w:tcPr>
-            <w:tcW w:type="dxa" w:w="4706"/>
-          </w:tcPr>
-          <w:p>
-            <w:r>
-              <w:rPr>
-                <w:b w:val="0"/>
-                <w:i w:val="0"/>
-                <w:sz w:val="17"/>
-              </w:rPr>
-              <w:t>Les informations sur l'acte de naissance (ni Jours, ni mois et ni années) de  AMADOU KA  manquent, s'il vous plait pouvez-vous fournir d'effort pour avoir ces informations.</w:t>
-            </w:r>
-          </w:p>
-        </w:tc>
-      </w:tr>
-      <w:tr>
-        <w:tc>
-          <w:tcPr>
-            <w:tcW w:type="dxa" w:w="964"/>
-          </w:tcPr>
-          <w:p>
-            <w:r>
-              <w:rPr>
-                <w:b/>
-                <w:i w:val="0"/>
-                <w:color w:val="EA580C"/>
-                <w:sz w:val="16"/>
-              </w:rPr>
-              <w:t>Moyenne</w:t>
-            </w:r>
-          </w:p>
-        </w:tc>
-        <w:tc>
-          <w:tcPr>
-            <w:tcW w:type="dxa" w:w="1247"/>
-          </w:tcPr>
-          <w:p>
-            <w:r>
-              <w:rPr>
-                <w:b/>
-                <w:i w:val="0"/>
-                <w:sz w:val="16"/>
-              </w:rPr>
-              <w:t>S01</w:t>
-              <w:br/>
-            </w:r>
-            <w:r>
-              <w:rPr>
-                <w:b w:val="0"/>
-                <w:i w:val="0"/>
-                <w:color w:val="64748B"/>
-                <w:sz w:val="14"/>
-              </w:rPr>
-              <w:t>Démographie</w:t>
-            </w:r>
-          </w:p>
-        </w:tc>
-        <w:tc>
-          <w:tcPr>
-            <w:tcW w:type="dxa" w:w="1531"/>
-          </w:tcPr>
-          <w:p>
-            <w:r>
-              <w:rPr>
-                <w:b/>
-                <w:i w:val="0"/>
-                <w:color w:val="16A34A"/>
-                <w:sz w:val="16"/>
-              </w:rPr>
-              <w:t>s00q27, s01q03a, s01q03b, s01q03c, s01q00b</w:t>
-            </w:r>
-          </w:p>
-        </w:tc>
-        <w:tc>
-          <w:tcPr>
-            <w:tcW w:type="dxa" w:w="1191"/>
-          </w:tcPr>
-          <w:p>
-            <w:r>
-              <w:rPr>
-                <w:b w:val="0"/>
-                <w:i w:val="0"/>
-                <w:color w:val="64748B"/>
-                <w:sz w:val="16"/>
-              </w:rPr>
-              <w:t>GT-CQ</w:t>
-            </w:r>
-          </w:p>
-        </w:tc>
-        <w:tc>
-          <w:tcPr>
-            <w:tcW w:type="dxa" w:w="4706"/>
-          </w:tcPr>
-          <w:p>
-            <w:r>
-              <w:rPr>
-                <w:b w:val="0"/>
-                <w:i w:val="0"/>
-                <w:sz w:val="17"/>
-              </w:rPr>
-              <w:t>Les informations sur l'acte de naissance (ni Jours, ni mois et ni années) de  COUMBA KA  manquent, s'il vous plait pouvez-vous fournir d'effort pour avoir ces informations.</w:t>
-            </w:r>
-          </w:p>
-        </w:tc>
-      </w:tr>
-      <w:tr>
-        <w:tc>
-          <w:tcPr>
-            <w:tcW w:type="dxa" w:w="964"/>
-          </w:tcPr>
-          <w:p>
-            <w:r>
-              <w:rPr>
-                <w:b/>
-                <w:i w:val="0"/>
-                <w:color w:val="EA580C"/>
-                <w:sz w:val="16"/>
-              </w:rPr>
-              <w:t>Moyenne</w:t>
-            </w:r>
-          </w:p>
-        </w:tc>
-        <w:tc>
-          <w:tcPr>
-            <w:tcW w:type="dxa" w:w="1247"/>
-          </w:tcPr>
-          <w:p>
-            <w:r>
-              <w:rPr>
-                <w:b/>
-                <w:i w:val="0"/>
-                <w:sz w:val="16"/>
-              </w:rPr>
-              <w:t>S01</w:t>
-              <w:br/>
-            </w:r>
-            <w:r>
-              <w:rPr>
-                <w:b w:val="0"/>
-                <w:i w:val="0"/>
-                <w:color w:val="64748B"/>
-                <w:sz w:val="14"/>
-              </w:rPr>
-              <w:t>Démographie</w:t>
-            </w:r>
-          </w:p>
-        </w:tc>
-        <w:tc>
-          <w:tcPr>
-            <w:tcW w:type="dxa" w:w="1531"/>
-          </w:tcPr>
-          <w:p>
-            <w:r>
-              <w:rPr>
-                <w:b/>
-                <w:i w:val="0"/>
-                <w:color w:val="16A34A"/>
-                <w:sz w:val="16"/>
-              </w:rPr>
-              <w:t>s01q10_1</w:t>
-            </w:r>
-          </w:p>
-        </w:tc>
-        <w:tc>
-          <w:tcPr>
-            <w:tcW w:type="dxa" w:w="1191"/>
-          </w:tcPr>
-          <w:p>
-            <w:r>
-              <w:rPr>
-                <w:b w:val="0"/>
-                <w:i w:val="0"/>
-                <w:color w:val="64748B"/>
-                <w:sz w:val="16"/>
-              </w:rPr>
-              <w:t>GT-CQ</w:t>
-            </w:r>
-          </w:p>
-        </w:tc>
-        <w:tc>
-          <w:tcPr>
-            <w:tcW w:type="dxa" w:w="4706"/>
-          </w:tcPr>
-          <w:p>
-            <w:r>
-              <w:rPr>
-                <w:b w:val="0"/>
-                <w:i w:val="0"/>
-                <w:sz w:val="17"/>
-              </w:rPr>
-              <w:t>La taille du ménage lors de l'enquête principale (7) de ce ménage est inférieur à la taille du denombrement (12), prière de fournir des explications concrètes ou aller revisiter le ménage.</w:t>
-            </w:r>
-          </w:p>
-        </w:tc>
-      </w:tr>
-      <w:tr>
-        <w:tc>
-          <w:tcPr>
-            <w:tcW w:type="dxa" w:w="964"/>
-          </w:tcPr>
-          <w:p>
-            <w:r>
-              <w:rPr>
-                <w:b/>
-                <w:i w:val="0"/>
-                <w:color w:val="EA580C"/>
-                <w:sz w:val="16"/>
-              </w:rPr>
-              <w:t>Moyenne</w:t>
-            </w:r>
-          </w:p>
-        </w:tc>
-        <w:tc>
-          <w:tcPr>
-            <w:tcW w:type="dxa" w:w="1247"/>
-          </w:tcPr>
-          <w:p>
-            <w:r>
-              <w:rPr>
-                <w:b/>
-                <w:i w:val="0"/>
-                <w:sz w:val="16"/>
-              </w:rPr>
-              <w:t>S02</w:t>
-              <w:br/>
-            </w:r>
-            <w:r>
-              <w:rPr>
-                <w:b w:val="0"/>
-                <w:i w:val="0"/>
-                <w:color w:val="64748B"/>
-                <w:sz w:val="14"/>
-              </w:rPr>
-              <w:t>Éducation</w:t>
-            </w:r>
-          </w:p>
-        </w:tc>
-        <w:tc>
-          <w:tcPr>
-            <w:tcW w:type="dxa" w:w="1531"/>
-          </w:tcPr>
-          <w:p>
-            <w:r>
-              <w:rPr>
-                <w:b/>
-                <w:i w:val="0"/>
-                <w:color w:val="16A34A"/>
-                <w:sz w:val="16"/>
-              </w:rPr>
-              <w:t>—</w:t>
-            </w:r>
-          </w:p>
-        </w:tc>
-        <w:tc>
-          <w:tcPr>
-            <w:tcW w:type="dxa" w:w="1191"/>
-          </w:tcPr>
-          <w:p>
-            <w:r>
-              <w:rPr>
-                <w:b w:val="0"/>
-                <w:i w:val="0"/>
-                <w:color w:val="64748B"/>
-                <w:sz w:val="16"/>
-              </w:rPr>
-              <w:t>GT-CQ</w:t>
-            </w:r>
-          </w:p>
-        </w:tc>
-        <w:tc>
-          <w:tcPr>
-            <w:tcW w:type="dxa" w:w="4706"/>
-          </w:tcPr>
-          <w:p>
-            <w:r>
-              <w:rPr>
-                <w:b w:val="0"/>
-                <w:i w:val="0"/>
-                <w:sz w:val="17"/>
-              </w:rPr>
-              <w:t>veuillez, s'il vous plait, confirmer les frais de scolarité ( 12000 FCFA) payée de DEMBA KA avec le QG ou apporter les corrections nécessaires.</w:t>
-            </w:r>
-          </w:p>
-        </w:tc>
-      </w:tr>
-      <w:tr>
-        <w:tc>
-          <w:tcPr>
-            <w:tcW w:type="dxa" w:w="964"/>
-          </w:tcPr>
-          <w:p>
-            <w:r>
-              <w:rPr>
-                <w:b/>
-                <w:i w:val="0"/>
-                <w:color w:val="EA580C"/>
-                <w:sz w:val="16"/>
-              </w:rPr>
-              <w:t>Moyenne</w:t>
-            </w:r>
-          </w:p>
-        </w:tc>
-        <w:tc>
-          <w:tcPr>
-            <w:tcW w:type="dxa" w:w="1247"/>
-          </w:tcPr>
-          <w:p>
-            <w:r>
-              <w:rPr>
-                <w:b/>
-                <w:i w:val="0"/>
-                <w:sz w:val="16"/>
-              </w:rPr>
-              <w:t>S02</w:t>
-              <w:br/>
-            </w:r>
-            <w:r>
-              <w:rPr>
-                <w:b w:val="0"/>
-                <w:i w:val="0"/>
-                <w:color w:val="64748B"/>
-                <w:sz w:val="14"/>
-              </w:rPr>
-              <w:t>Éducation</w:t>
-            </w:r>
-          </w:p>
-        </w:tc>
-        <w:tc>
-          <w:tcPr>
-            <w:tcW w:type="dxa" w:w="1531"/>
-          </w:tcPr>
-          <w:p>
-            <w:r>
-              <w:rPr>
-                <w:b/>
-                <w:i w:val="0"/>
-                <w:color w:val="16A34A"/>
-                <w:sz w:val="16"/>
-              </w:rPr>
-              <w:t>s01q63, s00q04, s02q25, s01q00b, s02q17_2, s02q15_2</w:t>
-            </w:r>
-          </w:p>
-        </w:tc>
-        <w:tc>
-          <w:tcPr>
-            <w:tcW w:type="dxa" w:w="1191"/>
-          </w:tcPr>
-          <w:p>
-            <w:r>
-              <w:rPr>
-                <w:b w:val="0"/>
-                <w:i w:val="0"/>
-                <w:color w:val="64748B"/>
-                <w:sz w:val="16"/>
-              </w:rPr>
-              <w:t>GT-CQ</w:t>
-            </w:r>
-          </w:p>
-        </w:tc>
-        <w:tc>
-          <w:tcPr>
-            <w:tcW w:type="dxa" w:w="4706"/>
-          </w:tcPr>
-          <w:p>
-            <w:r>
-              <w:rPr>
-                <w:b w:val="0"/>
-                <w:i w:val="0"/>
-                <w:sz w:val="17"/>
-              </w:rPr>
-              <w:t>Dans les milieux urbains c'est peu probable de voir une école dont les élèves ou étudiants ne dépensent pas en frais d'uniformes, prière de verifier pour DEMBA KA qui fréquente 4ème année de Secondaire 1 (Moyen) Général et corriger ou confirmer avec le QG.</w:t>
-            </w:r>
-          </w:p>
-        </w:tc>
-      </w:tr>
-      <w:tr>
-        <w:tc>
-          <w:tcPr>
-            <w:tcW w:type="dxa" w:w="964"/>
-          </w:tcPr>
-          <w:p>
-            <w:r>
-              <w:rPr>
-                <w:b/>
-                <w:i w:val="0"/>
-                <w:color w:val="EA580C"/>
-                <w:sz w:val="16"/>
-              </w:rPr>
-              <w:t>Moyenne</w:t>
-            </w:r>
-          </w:p>
-        </w:tc>
-        <w:tc>
-          <w:tcPr>
-            <w:tcW w:type="dxa" w:w="1247"/>
-          </w:tcPr>
-          <w:p>
-            <w:r>
-              <w:rPr>
-                <w:b/>
-                <w:i w:val="0"/>
-                <w:sz w:val="16"/>
-              </w:rPr>
-              <w:t>S02</w:t>
-              <w:br/>
-            </w:r>
-            <w:r>
-              <w:rPr>
-                <w:b w:val="0"/>
-                <w:i w:val="0"/>
-                <w:color w:val="64748B"/>
-                <w:sz w:val="14"/>
-              </w:rPr>
-              <w:t>Éducation</w:t>
-            </w:r>
-          </w:p>
-        </w:tc>
-        <w:tc>
-          <w:tcPr>
-            <w:tcW w:type="dxa" w:w="1531"/>
-          </w:tcPr>
-          <w:p>
-            <w:r>
-              <w:rPr>
-                <w:b/>
-                <w:i w:val="0"/>
-                <w:color w:val="16A34A"/>
-                <w:sz w:val="16"/>
-              </w:rPr>
-              <w:t>—</w:t>
-            </w:r>
-          </w:p>
-        </w:tc>
-        <w:tc>
-          <w:tcPr>
-            <w:tcW w:type="dxa" w:w="1191"/>
-          </w:tcPr>
-          <w:p>
-            <w:r>
-              <w:rPr>
-                <w:b w:val="0"/>
-                <w:i w:val="0"/>
-                <w:color w:val="64748B"/>
-                <w:sz w:val="16"/>
-              </w:rPr>
-              <w:t>GT-CQ</w:t>
-            </w:r>
-          </w:p>
-        </w:tc>
-        <w:tc>
-          <w:tcPr>
-            <w:tcW w:type="dxa" w:w="4706"/>
-          </w:tcPr>
-          <w:p>
-            <w:r>
-              <w:rPr>
-                <w:b w:val="0"/>
-                <w:i w:val="0"/>
-                <w:sz w:val="17"/>
-              </w:rPr>
-              <w:t>veuillez, s'il vous plait, confirmer les frais de scolarité ( 2000 FCFA) payée de AMADOU KA avec le QG ou apporter les corrections nécessaires.</w:t>
-            </w:r>
-          </w:p>
-        </w:tc>
-      </w:tr>
-      <w:tr>
-        <w:tc>
-          <w:tcPr>
-            <w:tcW w:type="dxa" w:w="964"/>
-          </w:tcPr>
-          <w:p>
-            <w:r>
-              <w:rPr>
-                <w:b/>
-                <w:i w:val="0"/>
-                <w:color w:val="EA580C"/>
-                <w:sz w:val="16"/>
-              </w:rPr>
-              <w:t>Moyenne</w:t>
-            </w:r>
-          </w:p>
-        </w:tc>
-        <w:tc>
-          <w:tcPr>
-            <w:tcW w:type="dxa" w:w="1247"/>
-          </w:tcPr>
-          <w:p>
-            <w:r>
-              <w:rPr>
-                <w:b/>
-                <w:i w:val="0"/>
-                <w:sz w:val="16"/>
-              </w:rPr>
-              <w:t>S02</w:t>
-              <w:br/>
-            </w:r>
-            <w:r>
-              <w:rPr>
-                <w:b w:val="0"/>
-                <w:i w:val="0"/>
-                <w:color w:val="64748B"/>
-                <w:sz w:val="14"/>
-              </w:rPr>
-              <w:t>Éducation</w:t>
-            </w:r>
-          </w:p>
-        </w:tc>
-        <w:tc>
-          <w:tcPr>
-            <w:tcW w:type="dxa" w:w="1531"/>
-          </w:tcPr>
-          <w:p>
-            <w:r>
-              <w:rPr>
-                <w:b/>
-                <w:i w:val="0"/>
-                <w:color w:val="16A34A"/>
-                <w:sz w:val="16"/>
-              </w:rPr>
-              <w:t>s01q63, s00q04, s02q25, s01q00b, s02q17_2, s02q15_2</w:t>
-            </w:r>
-          </w:p>
-        </w:tc>
-        <w:tc>
-          <w:tcPr>
-            <w:tcW w:type="dxa" w:w="1191"/>
-          </w:tcPr>
-          <w:p>
-            <w:r>
-              <w:rPr>
-                <w:b w:val="0"/>
-                <w:i w:val="0"/>
-                <w:color w:val="64748B"/>
-                <w:sz w:val="16"/>
-              </w:rPr>
-              <w:t>GT-CQ</w:t>
-            </w:r>
-          </w:p>
-        </w:tc>
-        <w:tc>
-          <w:tcPr>
-            <w:tcW w:type="dxa" w:w="4706"/>
-          </w:tcPr>
-          <w:p>
-            <w:r>
-              <w:rPr>
-                <w:b w:val="0"/>
-                <w:i w:val="0"/>
-                <w:sz w:val="17"/>
-              </w:rPr>
-              <w:t>Dans les milieux urbains c'est peu probable de voir une école dont les élèves ou étudiants ne dépensent pas en frais d'uniformes, prière de verifier pour AMADOU KA qui fréquente 6ème année de Primaire et corriger ou confirmer avec le QG.</w:t>
-            </w:r>
-          </w:p>
-        </w:tc>
-      </w:tr>
-      <w:tr>
-        <w:tc>
-          <w:tcPr>
-            <w:tcW w:type="dxa" w:w="964"/>
-          </w:tcPr>
-          <w:p>
-            <w:r>
-              <w:rPr>
-                <w:b/>
-                <w:i w:val="0"/>
-                <w:color w:val="EA580C"/>
-                <w:sz w:val="16"/>
-              </w:rPr>
-              <w:t>Moyenne</w:t>
-            </w:r>
-          </w:p>
-        </w:tc>
-        <w:tc>
-          <w:tcPr>
-            <w:tcW w:type="dxa" w:w="1247"/>
-          </w:tcPr>
-          <w:p>
-            <w:r>
-              <w:rPr>
-                <w:b/>
-                <w:i w:val="0"/>
-                <w:sz w:val="16"/>
-              </w:rPr>
-              <w:t>S02</w:t>
-              <w:br/>
-            </w:r>
-            <w:r>
-              <w:rPr>
-                <w:b w:val="0"/>
-                <w:i w:val="0"/>
-                <w:color w:val="64748B"/>
-                <w:sz w:val="14"/>
-              </w:rPr>
-              <w:t>Éducation</w:t>
-            </w:r>
-          </w:p>
-        </w:tc>
-        <w:tc>
-          <w:tcPr>
-            <w:tcW w:type="dxa" w:w="1531"/>
-          </w:tcPr>
-          <w:p>
-            <w:r>
-              <w:rPr>
-                <w:b/>
-                <w:i w:val="0"/>
-                <w:color w:val="16A34A"/>
-                <w:sz w:val="16"/>
-              </w:rPr>
-              <w:t>—</w:t>
-            </w:r>
-          </w:p>
-        </w:tc>
-        <w:tc>
-          <w:tcPr>
-            <w:tcW w:type="dxa" w:w="1191"/>
-          </w:tcPr>
-          <w:p>
-            <w:r>
-              <w:rPr>
-                <w:b w:val="0"/>
-                <w:i w:val="0"/>
-                <w:color w:val="64748B"/>
-                <w:sz w:val="16"/>
-              </w:rPr>
-              <w:t>GT-CQ</w:t>
-            </w:r>
-          </w:p>
-        </w:tc>
-        <w:tc>
-          <w:tcPr>
-            <w:tcW w:type="dxa" w:w="4706"/>
-          </w:tcPr>
-          <w:p>
-            <w:r>
-              <w:rPr>
-                <w:b w:val="0"/>
-                <w:i w:val="0"/>
-                <w:sz w:val="17"/>
-              </w:rPr>
-              <w:t>veuillez, s'il vous plait, confirmer les frais de scolarité ( 2000 FCFA) payée de AMET KA avec le QG ou apporter les corrections nécessaires.</w:t>
-            </w:r>
-          </w:p>
-        </w:tc>
-      </w:tr>
-      <w:tr>
-        <w:tc>
-          <w:tcPr>
-            <w:tcW w:type="dxa" w:w="964"/>
-          </w:tcPr>
-          <w:p>
-            <w:r>
-              <w:rPr>
-                <w:b/>
-                <w:i w:val="0"/>
-                <w:color w:val="EA580C"/>
-                <w:sz w:val="16"/>
-              </w:rPr>
-              <w:t>Moyenne</w:t>
-            </w:r>
-          </w:p>
-        </w:tc>
-        <w:tc>
-          <w:tcPr>
-            <w:tcW w:type="dxa" w:w="1247"/>
-          </w:tcPr>
-          <w:p>
-            <w:r>
-              <w:rPr>
-                <w:b/>
-                <w:i w:val="0"/>
-                <w:sz w:val="16"/>
-              </w:rPr>
-              <w:t>S02</w:t>
-              <w:br/>
-            </w:r>
-            <w:r>
-              <w:rPr>
-                <w:b w:val="0"/>
-                <w:i w:val="0"/>
-                <w:color w:val="64748B"/>
-                <w:sz w:val="14"/>
-              </w:rPr>
-              <w:t>Éducation</w:t>
-            </w:r>
-          </w:p>
-        </w:tc>
-        <w:tc>
-          <w:tcPr>
-            <w:tcW w:type="dxa" w:w="1531"/>
-          </w:tcPr>
-          <w:p>
-            <w:r>
-              <w:rPr>
-                <w:b/>
-                <w:i w:val="0"/>
-                <w:color w:val="16A34A"/>
-                <w:sz w:val="16"/>
-              </w:rPr>
-              <w:t>s01q63, s00q04, s02q25, s01q00b, s02q17_2, s02q15_2</w:t>
-            </w:r>
-          </w:p>
-        </w:tc>
-        <w:tc>
-          <w:tcPr>
-            <w:tcW w:type="dxa" w:w="1191"/>
-          </w:tcPr>
-          <w:p>
-            <w:r>
-              <w:rPr>
-                <w:b w:val="0"/>
-                <w:i w:val="0"/>
-                <w:color w:val="64748B"/>
-                <w:sz w:val="16"/>
-              </w:rPr>
-              <w:t>GT-CQ</w:t>
-            </w:r>
-          </w:p>
-        </w:tc>
-        <w:tc>
-          <w:tcPr>
-            <w:tcW w:type="dxa" w:w="4706"/>
-          </w:tcPr>
-          <w:p>
-            <w:r>
-              <w:rPr>
-                <w:b w:val="0"/>
-                <w:i w:val="0"/>
-                <w:sz w:val="17"/>
-              </w:rPr>
-              <w:t>Dans les milieux urbains c'est peu probable de voir une école dont les élèves ou étudiants ne dépensent pas en frais d'uniformes, prière de verifier pour AMET KA qui fréquente 5ème année de Primaire et corriger ou confirmer avec le QG.</w:t>
-            </w:r>
-          </w:p>
-        </w:tc>
-      </w:tr>
-      <w:tr>
-        <w:tc>
-          <w:tcPr>
-            <w:tcW w:type="dxa" w:w="964"/>
-          </w:tcPr>
-          <w:p>
-            <w:r>
-              <w:rPr>
-                <w:b/>
-                <w:i w:val="0"/>
-                <w:color w:val="EA580C"/>
-                <w:sz w:val="16"/>
-              </w:rPr>
-              <w:t>Moyenne</w:t>
-            </w:r>
-          </w:p>
-        </w:tc>
-        <w:tc>
-          <w:tcPr>
-            <w:tcW w:type="dxa" w:w="1247"/>
-          </w:tcPr>
-          <w:p>
-            <w:r>
-              <w:rPr>
-                <w:b/>
-                <w:i w:val="0"/>
-                <w:sz w:val="16"/>
-              </w:rPr>
-              <w:t>S02</w:t>
-              <w:br/>
-            </w:r>
-            <w:r>
-              <w:rPr>
-                <w:b w:val="0"/>
-                <w:i w:val="0"/>
-                <w:color w:val="64748B"/>
-                <w:sz w:val="14"/>
-              </w:rPr>
-              <w:t>Éducation</w:t>
-            </w:r>
-          </w:p>
-        </w:tc>
-        <w:tc>
-          <w:tcPr>
-            <w:tcW w:type="dxa" w:w="1531"/>
-          </w:tcPr>
-          <w:p>
-            <w:r>
-              <w:rPr>
-                <w:b/>
-                <w:i w:val="0"/>
-                <w:color w:val="16A34A"/>
-                <w:sz w:val="16"/>
-              </w:rPr>
-              <w:t>—</w:t>
-            </w:r>
-          </w:p>
-        </w:tc>
-        <w:tc>
-          <w:tcPr>
-            <w:tcW w:type="dxa" w:w="1191"/>
-          </w:tcPr>
-          <w:p>
-            <w:r>
-              <w:rPr>
-                <w:b w:val="0"/>
-                <w:i w:val="0"/>
-                <w:color w:val="64748B"/>
-                <w:sz w:val="16"/>
-              </w:rPr>
-              <w:t>GT-CQ</w:t>
-            </w:r>
-          </w:p>
-        </w:tc>
-        <w:tc>
-          <w:tcPr>
-            <w:tcW w:type="dxa" w:w="4706"/>
-          </w:tcPr>
-          <w:p>
-            <w:r>
-              <w:rPr>
-                <w:b w:val="0"/>
-                <w:i w:val="0"/>
-                <w:sz w:val="17"/>
-              </w:rPr>
-              <w:t>veuillez, s'il vous plait, confirmer les frais de scolarité ( 2000 FCFA) payée de MARIAMA KA avec le QG ou apporter les corrections nécessaires.</w:t>
-            </w:r>
-          </w:p>
-        </w:tc>
-      </w:tr>
-      <w:tr>
-        <w:tc>
-          <w:tcPr>
-            <w:tcW w:type="dxa" w:w="964"/>
-          </w:tcPr>
-          <w:p>
-            <w:r>
-              <w:rPr>
-                <w:b/>
-                <w:i w:val="0"/>
-                <w:color w:val="EA580C"/>
-                <w:sz w:val="16"/>
-              </w:rPr>
-              <w:t>Moyenne</w:t>
-            </w:r>
-          </w:p>
-        </w:tc>
-        <w:tc>
-          <w:tcPr>
-            <w:tcW w:type="dxa" w:w="1247"/>
-          </w:tcPr>
-          <w:p>
-            <w:r>
-              <w:rPr>
-                <w:b/>
-                <w:i w:val="0"/>
-                <w:sz w:val="16"/>
-              </w:rPr>
-              <w:t>S02</w:t>
-              <w:br/>
-            </w:r>
-            <w:r>
-              <w:rPr>
-                <w:b w:val="0"/>
-                <w:i w:val="0"/>
-                <w:color w:val="64748B"/>
-                <w:sz w:val="14"/>
-              </w:rPr>
-              <w:t>Éducation</w:t>
-            </w:r>
-          </w:p>
-        </w:tc>
-        <w:tc>
-          <w:tcPr>
-            <w:tcW w:type="dxa" w:w="1531"/>
-          </w:tcPr>
-          <w:p>
-            <w:r>
-              <w:rPr>
-                <w:b/>
-                <w:i w:val="0"/>
-                <w:color w:val="16A34A"/>
-                <w:sz w:val="16"/>
-              </w:rPr>
-              <w:t>s01q63, s00q04, s02q25, s01q00b, s02q17_2, s02q15_2</w:t>
-            </w:r>
-          </w:p>
-        </w:tc>
-        <w:tc>
-          <w:tcPr>
-            <w:tcW w:type="dxa" w:w="1191"/>
-          </w:tcPr>
-          <w:p>
-            <w:r>
-              <w:rPr>
-                <w:b w:val="0"/>
-                <w:i w:val="0"/>
-                <w:color w:val="64748B"/>
-                <w:sz w:val="16"/>
-              </w:rPr>
-              <w:t>GT-CQ</w:t>
-            </w:r>
-          </w:p>
-        </w:tc>
-        <w:tc>
-          <w:tcPr>
-            <w:tcW w:type="dxa" w:w="4706"/>
-          </w:tcPr>
-          <w:p>
-            <w:r>
-              <w:rPr>
-                <w:b w:val="0"/>
-                <w:i w:val="0"/>
-                <w:sz w:val="17"/>
-              </w:rPr>
               <w:t>Dans les milieux urbains c'est peu probable de voir une école dont les élèves ou étudiants ne dépensent pas en frais d'uniformes, prière de verifier pour MARIAMA KA qui fréquente 5ème année de Primaire et corriger ou confirmer avec le QG.</w:t>
-            </w:r>
-          </w:p>
-        </w:tc>
-      </w:tr>
-      <w:tr>
-        <w:tc>
-          <w:tcPr>
-            <w:tcW w:type="dxa" w:w="964"/>
-          </w:tcPr>
-          <w:p>
-            <w:r>
-              <w:rPr>
-                <w:b/>
-                <w:i w:val="0"/>
-                <w:color w:val="EA580C"/>
-                <w:sz w:val="16"/>
-              </w:rPr>
-              <w:t>Moyenne</w:t>
-            </w:r>
-          </w:p>
-        </w:tc>
-        <w:tc>
-          <w:tcPr>
-            <w:tcW w:type="dxa" w:w="1247"/>
-          </w:tcPr>
-          <w:p>
-            <w:r>
-              <w:rPr>
-                <w:b/>
-                <w:i w:val="0"/>
-                <w:sz w:val="16"/>
-              </w:rPr>
-              <w:t>S02</w:t>
-              <w:br/>
-            </w:r>
-            <w:r>
-              <w:rPr>
-                <w:b w:val="0"/>
-                <w:i w:val="0"/>
-                <w:color w:val="64748B"/>
-                <w:sz w:val="14"/>
-              </w:rPr>
-              <w:t>Éducation</w:t>
-            </w:r>
-          </w:p>
-        </w:tc>
-        <w:tc>
-          <w:tcPr>
-            <w:tcW w:type="dxa" w:w="1531"/>
-          </w:tcPr>
-          <w:p>
-            <w:r>
-              <w:rPr>
-                <w:b/>
-                <w:i w:val="0"/>
-                <w:color w:val="16A34A"/>
-                <w:sz w:val="16"/>
-              </w:rPr>
-              <w:t>—</w:t>
-            </w:r>
-          </w:p>
-        </w:tc>
-        <w:tc>
-          <w:tcPr>
-            <w:tcW w:type="dxa" w:w="1191"/>
-          </w:tcPr>
-          <w:p>
-            <w:r>
-              <w:rPr>
-                <w:b w:val="0"/>
-                <w:i w:val="0"/>
-                <w:color w:val="64748B"/>
-                <w:sz w:val="16"/>
-              </w:rPr>
-              <w:t>GT-CQ</w:t>
-            </w:r>
-          </w:p>
-        </w:tc>
-        <w:tc>
-          <w:tcPr>
-            <w:tcW w:type="dxa" w:w="4706"/>
-          </w:tcPr>
-          <w:p>
-            <w:r>
-              <w:rPr>
-                <w:b w:val="0"/>
-                <w:i w:val="0"/>
-                <w:sz w:val="17"/>
-              </w:rPr>
-              <w:t>veuillez, s'il vous plait, confirmer les frais de scolarité ( 20000 FCFA) payée de ALDIOUMA KA avec le QG ou apporter les corrections nécessaires.</w:t>
-            </w:r>
-          </w:p>
-        </w:tc>
-      </w:tr>
-      <w:tr>
-        <w:tc>
-          <w:tcPr>
-            <w:tcW w:type="dxa" w:w="964"/>
-          </w:tcPr>
-          <w:p>
-            <w:r>
-              <w:rPr>
-                <w:b/>
-                <w:i w:val="0"/>
-                <w:color w:val="EA580C"/>
-                <w:sz w:val="16"/>
-              </w:rPr>
-              <w:t>Moyenne</w:t>
-            </w:r>
-          </w:p>
-        </w:tc>
-        <w:tc>
-          <w:tcPr>
-            <w:tcW w:type="dxa" w:w="1247"/>
-          </w:tcPr>
-          <w:p>
-            <w:r>
-              <w:rPr>
-                <w:b/>
-                <w:i w:val="0"/>
-                <w:sz w:val="16"/>
-              </w:rPr>
-              <w:t>S02</w:t>
-              <w:br/>
-            </w:r>
-            <w:r>
-              <w:rPr>
-                <w:b w:val="0"/>
-                <w:i w:val="0"/>
-                <w:color w:val="64748B"/>
-                <w:sz w:val="14"/>
-              </w:rPr>
-              <w:t>Éducation</w:t>
-            </w:r>
-          </w:p>
-        </w:tc>
-        <w:tc>
-          <w:tcPr>
-            <w:tcW w:type="dxa" w:w="1531"/>
-          </w:tcPr>
-          <w:p>
-            <w:r>
-              <w:rPr>
-                <w:b/>
-                <w:i w:val="0"/>
-                <w:color w:val="16A34A"/>
-                <w:sz w:val="16"/>
-              </w:rPr>
-              <w:t>s01q63, s00q04, s02q25, s01q00b, s02q17_2, s02q15_2</w:t>
-            </w:r>
-          </w:p>
-        </w:tc>
-        <w:tc>
-          <w:tcPr>
-            <w:tcW w:type="dxa" w:w="1191"/>
-          </w:tcPr>
-          <w:p>
-            <w:r>
-              <w:rPr>
-                <w:b w:val="0"/>
-                <w:i w:val="0"/>
-                <w:color w:val="64748B"/>
-                <w:sz w:val="16"/>
-              </w:rPr>
-              <w:t>GT-CQ</w:t>
-            </w:r>
-          </w:p>
-        </w:tc>
-        <w:tc>
-          <w:tcPr>
-            <w:tcW w:type="dxa" w:w="4706"/>
-          </w:tcPr>
-          <w:p>
-            <w:r>
-              <w:rPr>
-                <w:b w:val="0"/>
-                <w:i w:val="0"/>
-                <w:sz w:val="17"/>
-              </w:rPr>
-              <w:t>Dans les milieux urbains c'est peu probable de voir une école dont les élèves ou étudiants ne dépensent pas en frais d'uniformes, prière de verifier pour ALDIOUMA KA qui fréquente 3ème année de Secondaire 2 Général et corriger ou confirmer avec le QG.</w:t>
             </w:r>
           </w:p>
         </w:tc>
